--- a/GenshinStories/A.docx
+++ b/GenshinStories/A.docx
@@ -6,6 +6,9 @@
       <w:r>
         <w:t>Aino</w:t>
       </w:r>
+      <w:r>
+        <w:t>:</w:t>
+      </w:r>
     </w:p>
     <w:p>
       <w:r>
@@ -242,6 +245,7 @@
     </w:p>
     <w:p>
       <w:r>
+        <w:lastRenderedPageBreak/>
         <w:t>After bidding farewell to her teacher, Aino sat alone behind closed doors, repeatedly running her fingertips over the grooves of the screw. After her tears had dried, she threaded the screw into her hair. From then on, this screw served both as an iron hairpin and a guiding light, keeping up the bangs that had once obscured her vision. Now, the path before her was clearer than ever.</w:t>
       </w:r>
     </w:p>
@@ -322,6 +326,7 @@
     </w:p>
     <w:p>
       <w:r>
+        <w:lastRenderedPageBreak/>
         <w:t>"Executing Midsommar Torte purchase command... Hello, Aunty Katya. I would like to buy two Midsommar Tortes. Here is the Mora. Thank you, Aunty Katya. Bye-bye, Aunty Katya."</w:t>
       </w:r>
     </w:p>
@@ -412,6 +417,7 @@
     </w:p>
     <w:p>
       <w:r>
+        <w:lastRenderedPageBreak/>
         <w:t>It wasn't equipped with any intelligence modules and could only make jingling sounds when it was shaken. Its sole purpose was companionship — to accompany a little girl who had experienced all too frequent farewells in her short life, who would sometimes find her heart swelling with loneliness.</w:t>
       </w:r>
     </w:p>
@@ -502,6 +508,7 @@
     </w:p>
     <w:p>
       <w:r>
+        <w:lastRenderedPageBreak/>
         <w:t>Though Ineffa did not answer, what responded to Aino was the faint shimmer of her Vision — the very same one that Aino had mistaken for a mechanical part earlier.</w:t>
       </w:r>
     </w:p>
@@ -727,6 +734,7 @@
     </w:p>
     <w:p>
       <w:r>
+        <w:lastRenderedPageBreak/>
         <w:pict w14:anchorId="651CEAA8">
           <v:rect id="_x0000_i1033" style="width:0;height:.75pt" o:hralign="center" o:hrstd="t" o:hrnoshade="t" o:hr="t" fillcolor="#4c5067" stroked="f"/>
         </w:pict>
@@ -898,6 +906,7 @@
     </w:p>
     <w:p>
       <w:r>
+        <w:lastRenderedPageBreak/>
         <w:t>"...This is new birth."</w:t>
       </w:r>
     </w:p>
@@ -1072,6 +1081,7 @@
     </w:p>
     <w:p>
       <w:r>
+        <w:lastRenderedPageBreak/>
         <w:t>Now, Albedo understands alchemy in far greater depth than he did in the beginning, and his knowledge on the subject is far more comprehensive.</w:t>
       </w:r>
     </w:p>
@@ -1224,6 +1234,7 @@
     </w:p>
     <w:p>
       <w:r>
+        <w:lastRenderedPageBreak/>
         <w:t>He barely felt any wave of emotion at all, as if this was something to be taken for granted.</w:t>
       </w:r>
     </w:p>
@@ -1320,6 +1331,7 @@
     </w:p>
     <w:p>
       <w:r>
+        <w:lastRenderedPageBreak/>
         <w:t>Such is Alhaitham's life philosophy: Whenever the need for his judgment arises, one must be ready to accept any means and privileges he might require to make that judgment. Fortunately for everyone, Alhaitham notes that he is too lazy to possess too many ambitions.</w:t>
       </w:r>
     </w:p>
@@ -1380,6 +1392,7 @@
     </w:p>
     <w:p>
       <w:r>
+        <w:lastRenderedPageBreak/>
         <w:t>Nilou hesitated before she continued, and Alhaitham understood her confusion, for anyone would have wondered how he could have stayed unscathed despite the influence of the Divine Knowledge Capsule. But in Alhaitham's eyes, he was never in danger, for he had never used any capsules.</w:t>
       </w:r>
     </w:p>
@@ -1435,6 +1448,7 @@
     </w:p>
     <w:p>
       <w:r>
+        <w:lastRenderedPageBreak/>
         <w:t>Only with objective judgment can one see the truth. By acknowledging the differences between individuals and recognizing differing levels of capabilities and mental capacities, one will discover the answer right away: Judgment from others is inconsequential, but to leave the right of judgment in others' hands is equal to denying oneself. To be "different" should not simply be a label given to you by others. Rather, the talented should have long understood that their uniqueness is also a gift.</w:t>
       </w:r>
     </w:p>
@@ -1503,6 +1517,7 @@
     </w:p>
     <w:p>
       <w:r>
+        <w:lastRenderedPageBreak/>
         <w:t>An intriguing matter to consider, but Alhaitham has no interest in the answer. Thus, he has taken his broke former colleague in, collects rent as the rightful landlord, and gives his colleague some household chores. He is well aware of the dissatisfaction Kaveh might have, but it matters not to him. As far as Alhaitham is concerned, Kaveh is a familiar face, similarly lacks familial attachments, and is the polar opposite of himself as a scholar — that is to say, an excellent mirror. Human vision is limited, but it can be perfected through the presence of another genius. Taking this opportunity, Alhaitham will be able to observe other aspects of this world and thus understand more things that may have otherwise been unfathomable.</w:t>
       </w:r>
     </w:p>
@@ -1558,6 +1573,7 @@
     </w:p>
     <w:p>
       <w:r>
+        <w:lastRenderedPageBreak/>
         <w:t>As Alhaitham's grandmother had said, books contain useless information, and sometimes in large amounts, but his sharp mind will sift through them — and if a book he has read lingers in his memory, it will come in handy one day.</w:t>
       </w:r>
     </w:p>
@@ -1643,6 +1659,7 @@
     </w:p>
     <w:p>
       <w:r>
+        <w:lastRenderedPageBreak/>
         <w:t>Of course, he knew what it was — a Vision, the proof of one's power. However, this item did not mean much to him.</w:t>
       </w:r>
     </w:p>
@@ -1857,6 +1874,7 @@
     </w:p>
     <w:p>
       <w:r>
+        <w:lastRenderedPageBreak/>
         <w:t>Character Story 3</w:t>
       </w:r>
       <w:r>
@@ -2032,6 +2050,7 @@
     </w:p>
     <w:p>
       <w:r>
+        <w:lastRenderedPageBreak/>
         <w:t>Amber is an Outrider of the </w:t>
       </w:r>
       <w:hyperlink r:id="rId35" w:tooltip="Knights of Favonius" w:history="1">
@@ -2236,6 +2255,7 @@
     </w:p>
     <w:p>
       <w:r>
+        <w:lastRenderedPageBreak/>
         <w:t>Years later, Amber was born into that family. During the day, she would crouch by the window and secretly watch him training the Outriders. At night, she would sneak into the yard and practice the moves he had taught that day.</w:t>
       </w:r>
     </w:p>
@@ -2341,6 +2361,7 @@
     </w:p>
     <w:p>
       <w:r>
+        <w:lastRenderedPageBreak/>
         <w:t>However, for a girl as desperate to excel as she was, being taken care of by others implied that she wasn't yet mature enough to stand on her own two feet.</w:t>
       </w:r>
     </w:p>
@@ -2478,6 +2499,7 @@
     </w:p>
     <w:p>
       <w:r>
+        <w:lastRenderedPageBreak/>
         <w:t>"I'm sure I followed the cookbook to the letter and grilled the meat for six minutes. But while the outside is charred, the inside isn't cooked yet... Did I not control the heat properly? But I really am hungry, so I'll just have to try again tomorrow. One day, I'll make the best steak, and I'll call it... the </w:t>
       </w:r>
       <w:hyperlink r:id="rId46" w:tooltip="Outrider's Champion Steak!" w:history="1">
@@ -2677,6 +2699,7 @@
     </w:p>
     <w:p>
       <w:r>
+        <w:lastRenderedPageBreak/>
         <w:t>That designation is not exactly accurate, of course: other than the Gang's activities, which the </w:t>
       </w:r>
       <w:hyperlink r:id="rId54" w:tooltip="Inazuma Shogunate" w:history="1">
@@ -3083,6 +3106,7 @@
     </w:p>
     <w:p>
       <w:r>
+        <w:lastRenderedPageBreak/>
         <w:t>And when one mentions Fried Tofu, a certain pyrrhic victory immediately comes to mind.</w:t>
       </w:r>
     </w:p>
@@ -3254,6 +3278,7 @@
     </w:p>
     <w:p>
       <w:r>
+        <w:lastRenderedPageBreak/>
         <w:t>Itto no longer remembers the details of that incident, but he remembers the wary, disgusted stares the villagers gave him and his parents as they left, and the parting words they said, which Itto has heard countless times since:</w:t>
       </w:r>
     </w:p>
@@ -3365,6 +3390,7 @@
     </w:p>
     <w:p>
       <w:r>
+        <w:lastRenderedPageBreak/>
         <w:t>However, the event went through nonetheless. The yelling and hollering were indeed quite soothing for the soul — and as things unexpectedly turned out, Itto was quite the good singer as well.</w:t>
       </w:r>
     </w:p>
@@ -3546,6 +3572,7 @@
     </w:p>
     <w:p>
       <w:r>
+        <w:lastRenderedPageBreak/>
         <w:t>These children are part of the organization known as the </w:t>
       </w:r>
       <w:hyperlink r:id="rId83" w:tooltip="House of the Hearth" w:history="1">
@@ -3722,6 +3749,7 @@
     </w:p>
     <w:p>
       <w:r>
+        <w:lastRenderedPageBreak/>
         <w:t>But just a few days later, when he next set foot in her office, the box was already empty.</w:t>
       </w:r>
     </w:p>
@@ -3837,6 +3865,7 @@
     </w:p>
     <w:p>
       <w:r>
+        <w:lastRenderedPageBreak/>
         <w:t>"This is your new lesson — to understand the source of your emotions. Master them, use them. Never be their slave."</w:t>
       </w:r>
     </w:p>
@@ -3982,6 +4011,7 @@
     </w:p>
     <w:p>
       <w:r>
+        <w:lastRenderedPageBreak/>
         <w:pict w14:anchorId="640FB700">
           <v:rect id="_x0000_i1068" style="width:0;height:.75pt" o:hralign="center" o:hrstd="t" o:hrnoshade="t" o:hr="t" fillcolor="#4c5067" stroked="f"/>
         </w:pict>
@@ -4137,6 +4167,7 @@
     </w:p>
     <w:p>
       <w:r>
+        <w:lastRenderedPageBreak/>
         <w:t>Arlecchino did not wholly trust The Jester's open honesty.</w:t>
       </w:r>
     </w:p>
@@ -4286,6 +4317,7 @@
     </w:p>
     <w:p>
       <w:r>
+        <w:lastRenderedPageBreak/>
         <w:t>As such, at first the children were perplexed when their "Father" was torn between assigning "At Ease" or "Danger" to that codeword.</w:t>
       </w:r>
     </w:p>
@@ -4401,6 +4433,7 @@
     </w:p>
     <w:p>
       <w:r>
+        <w:lastRenderedPageBreak/>
         <w:t>But what her life of suffering up till now had not taught her was how to give up.</w:t>
       </w:r>
     </w:p>
